--- a/PZ and plakat/alpha_pz/ПЗ11.docx
+++ b/PZ and plakat/alpha_pz/ПЗ11.docx
@@ -117,7 +117,7 @@
               </wp:inline>
             </w:drawing>
           </mc:Choice>
-          <mc:Fallback xmlns:oel="http://schemas.microsoft.com/office/2019/extlst" xmlns:w16du="http://schemas.microsoft.com/office/word/2023/wordml/word16du" xmlns:w16sdtfl="http://schemas.microsoft.com/office/word/2024/wordml/sdtformatlock">
+          <mc:Fallback xmlns:w16sdtfl="http://schemas.microsoft.com/office/word/2024/wordml/sdtformatlock" xmlns:w16du="http://schemas.microsoft.com/office/word/2023/wordml/word16du" xmlns:oel="http://schemas.microsoft.com/office/2019/extlst">
             <w:pict>
               <v:rect w14:anchorId="396DFA57" id="Rectangle 2" o:spid="_x0000_s1026" alt="https://informatics.ru/img/logo-full.svg" style="width:24.2pt;height:24.2pt;visibility:visible;mso-wrap-style:square;mso-left-percent:-10001;mso-top-percent:-10001;mso-position-horizontal:absolute;mso-position-horizontal-relative:char;mso-position-vertical:absolute;mso-position-vertical-relative:line;mso-left-percent:-10001;mso-top-percent:-10001;v-text-anchor:top" o:gfxdata="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" filled="f" stroked="f">
                 <o:lock v:ext="edit" aspectratio="t"/>
@@ -4332,19 +4332,12 @@
           <w:ilvl w:val="0"/>
           <w:numId w:val="9"/>
         </w:numPr>
+        <w:spacing w:after="0"/>
+        <w:ind w:left="1066" w:hanging="357"/>
         <w:jc w:val="both"/>
       </w:pPr>
       <w:r>
-        <w:t xml:space="preserve">Реализовать визуальный интерфейс программы для запуска проверок по </w:t>
-      </w:r>
-      <w:r>
-        <w:rPr>
-          <w:lang w:val="en-US"/>
-        </w:rPr>
-        <w:t>SCAP</w:t>
-      </w:r>
-      <w:r>
-        <w:t>-контенту и просмотра результатов в удобном для чтения виде.</w:t>
+        <w:t>Изучить проблему и её актуальность</w:t>
       </w:r>
     </w:p>
     <w:p>
@@ -4358,7 +4351,7 @@
         <w:jc w:val="both"/>
       </w:pPr>
       <w:r>
-        <w:t>Разработать модуль выполнения проверок по OVAL-дефинициям</w:t>
+        <w:t>Изучить протокол SCAP</w:t>
       </w:r>
     </w:p>
     <w:p>
@@ -4372,7 +4365,7 @@
         <w:jc w:val="both"/>
       </w:pPr>
       <w:r>
-        <w:t>Разработать модуль выполнения проверок по XCCDF-контенту</w:t>
+        <w:t>Реализовать модуль проверки по OVAL/XCCDF-контенту</w:t>
       </w:r>
     </w:p>
     <w:p>
@@ -4405,15 +4398,7 @@
         <w:jc w:val="both"/>
       </w:pPr>
       <w:r>
-        <w:t xml:space="preserve">Добавить поддержку </w:t>
-      </w:r>
-      <w:proofErr w:type="spellStart"/>
-      <w:r>
-        <w:t>remediation</w:t>
-      </w:r>
-      <w:proofErr w:type="spellEnd"/>
-      <w:r>
-        <w:t xml:space="preserve"> для XCCDF</w:t>
+        <w:t>Реализовать модуль агрегации результатов проверки из XML файлов</w:t>
       </w:r>
     </w:p>
     <w:p>
@@ -4427,15 +4412,7 @@
         <w:jc w:val="both"/>
       </w:pPr>
       <w:r>
-        <w:t xml:space="preserve">Реализовать модуль </w:t>
-      </w:r>
-      <w:proofErr w:type="spellStart"/>
-      <w:r>
-        <w:t>подгрузки</w:t>
-      </w:r>
-      <w:proofErr w:type="spellEnd"/>
-      <w:r>
-        <w:t xml:space="preserve"> SCAP-контента для выбранной операционной системы</w:t>
+        <w:t>Реализовать визуальный интерфейс</w:t>
       </w:r>
     </w:p>
     <w:p>
@@ -4449,8 +4426,15 @@
         <w:jc w:val="both"/>
       </w:pPr>
       <w:r>
-        <w:t>Реализовать модуль агрегации результатов проверки из XML файлов, с последующим выводом в табличном виде</w:t>
-      </w:r>
+        <w:t>Провести функциональное и пользовательское тестирование</w:t>
+      </w:r>
+    </w:p>
+    <w:p>
+      <w:pPr>
+        <w:pStyle w:val="ac"/>
+        <w:spacing w:line="360" w:lineRule="auto"/>
+        <w:jc w:val="both"/>
+      </w:pPr>
     </w:p>
     <w:p>
       <w:pPr>
@@ -32919,7 +32903,7 @@
                 <w:color w:val="000000"/>
                 <w:sz w:val="20"/>
                 <w:szCs w:val="20"/>
-                <w:lang w:val="en-US" w:eastAsia="ru-RU"/>
+                <w:lang w:eastAsia="ru-RU"/>
               </w:rPr>
             </w:pPr>
             <w:r>
@@ -32953,7 +32937,7 @@
                 <w:color w:val="000080"/>
                 <w:sz w:val="20"/>
                 <w:szCs w:val="20"/>
-                <w:lang w:val="en-US" w:eastAsia="ru-RU"/>
+                <w:lang w:eastAsia="ru-RU"/>
               </w:rPr>
               <w:t>(</w:t>
             </w:r>
@@ -32964,7 +32948,7 @@
                 <w:color w:val="808080"/>
                 <w:sz w:val="20"/>
                 <w:szCs w:val="20"/>
-                <w:lang w:val="en-US" w:eastAsia="ru-RU"/>
+                <w:lang w:eastAsia="ru-RU"/>
               </w:rPr>
               <w:t>"</w:t>
             </w:r>
@@ -32984,7 +32968,7 @@
                 <w:color w:val="808080"/>
                 <w:sz w:val="20"/>
                 <w:szCs w:val="20"/>
-                <w:lang w:val="en-US" w:eastAsia="ru-RU"/>
+                <w:lang w:eastAsia="ru-RU"/>
               </w:rPr>
               <w:t xml:space="preserve"> </w:t>
             </w:r>
@@ -33004,7 +32988,7 @@
                 <w:color w:val="808080"/>
                 <w:sz w:val="20"/>
                 <w:szCs w:val="20"/>
-                <w:lang w:val="en-US" w:eastAsia="ru-RU"/>
+                <w:lang w:eastAsia="ru-RU"/>
               </w:rPr>
               <w:t xml:space="preserve"> </w:t>
             </w:r>
@@ -33024,7 +33008,7 @@
                 <w:color w:val="808080"/>
                 <w:sz w:val="20"/>
                 <w:szCs w:val="20"/>
-                <w:lang w:val="en-US" w:eastAsia="ru-RU"/>
+                <w:lang w:eastAsia="ru-RU"/>
               </w:rPr>
               <w:t xml:space="preserve"> </w:t>
             </w:r>
@@ -33044,7 +33028,7 @@
                 <w:color w:val="808080"/>
                 <w:sz w:val="20"/>
                 <w:szCs w:val="20"/>
-                <w:lang w:val="en-US" w:eastAsia="ru-RU"/>
+                <w:lang w:eastAsia="ru-RU"/>
               </w:rPr>
               <w:t>"</w:t>
             </w:r>
@@ -33056,7 +33040,7 @@
                 <w:color w:val="000080"/>
                 <w:sz w:val="20"/>
                 <w:szCs w:val="20"/>
-                <w:lang w:val="en-US" w:eastAsia="ru-RU"/>
+                <w:lang w:eastAsia="ru-RU"/>
               </w:rPr>
               <w:t>)</w:t>
             </w:r>
@@ -33071,7 +33055,7 @@
                 <w:color w:val="000000"/>
                 <w:sz w:val="20"/>
                 <w:szCs w:val="20"/>
-                <w:lang w:val="en-US" w:eastAsia="ru-RU"/>
+                <w:lang w:eastAsia="ru-RU"/>
               </w:rPr>
             </w:pPr>
           </w:p>
@@ -33094,7 +33078,7 @@
                 <w:color w:val="000000"/>
                 <w:sz w:val="20"/>
                 <w:szCs w:val="20"/>
-                <w:lang w:val="en-US" w:eastAsia="ru-RU"/>
+                <w:lang w:eastAsia="ru-RU"/>
               </w:rPr>
               <w:t xml:space="preserve">    </w:t>
             </w:r>
@@ -33257,7 +33241,7 @@
                 <w:color w:val="000000"/>
                 <w:sz w:val="20"/>
                 <w:szCs w:val="20"/>
-                <w:lang w:val="en-US" w:eastAsia="ru-RU"/>
+                <w:lang w:eastAsia="ru-RU"/>
               </w:rPr>
             </w:pPr>
             <w:r>
@@ -33276,7 +33260,7 @@
                 <w:color w:val="000000"/>
                 <w:sz w:val="20"/>
                 <w:szCs w:val="20"/>
-                <w:lang w:val="en-US" w:eastAsia="ru-RU"/>
+                <w:lang w:eastAsia="ru-RU"/>
               </w:rPr>
               <w:t xml:space="preserve"> </w:t>
             </w:r>
@@ -33288,7 +33272,7 @@
                 <w:color w:val="000080"/>
                 <w:sz w:val="20"/>
                 <w:szCs w:val="20"/>
-                <w:lang w:val="en-US" w:eastAsia="ru-RU"/>
+                <w:lang w:eastAsia="ru-RU"/>
               </w:rPr>
               <w:t>=</w:t>
             </w:r>
@@ -33298,11 +33282,10 @@
                 <w:color w:val="000000"/>
                 <w:sz w:val="20"/>
                 <w:szCs w:val="20"/>
-                <w:lang w:val="en-US" w:eastAsia="ru-RU"/>
+                <w:lang w:eastAsia="ru-RU"/>
               </w:rPr>
               <w:t xml:space="preserve"> </w:t>
             </w:r>
-            <w:proofErr w:type="spellStart"/>
             <w:proofErr w:type="gramStart"/>
             <w:r>
               <w:rPr>
@@ -33322,7 +33305,7 @@
                 <w:color w:val="000080"/>
                 <w:sz w:val="20"/>
                 <w:szCs w:val="20"/>
-                <w:lang w:val="en-US" w:eastAsia="ru-RU"/>
+                <w:lang w:eastAsia="ru-RU"/>
               </w:rPr>
               <w:t>.</w:t>
             </w:r>
@@ -33338,16 +33321,15 @@
               </w:rPr>
               <w:t>get</w:t>
             </w:r>
-            <w:proofErr w:type="spellEnd"/>
-            <w:r>
-              <w:rPr>
-                <w:rFonts w:ascii="Courier New" w:eastAsia="Times New Roman" w:hAnsi="Courier New" w:cs="Courier New"/>
-                <w:b/>
-                <w:bCs/>
-                <w:color w:val="000080"/>
-                <w:sz w:val="20"/>
-                <w:szCs w:val="20"/>
-                <w:lang w:val="en-US" w:eastAsia="ru-RU"/>
+            <w:r>
+              <w:rPr>
+                <w:rFonts w:ascii="Courier New" w:eastAsia="Times New Roman" w:hAnsi="Courier New" w:cs="Courier New"/>
+                <w:b/>
+                <w:bCs/>
+                <w:color w:val="000080"/>
+                <w:sz w:val="20"/>
+                <w:szCs w:val="20"/>
+                <w:lang w:eastAsia="ru-RU"/>
               </w:rPr>
               <w:t>(</w:t>
             </w:r>
@@ -33370,7 +33352,7 @@
                 <w:color w:val="000080"/>
                 <w:sz w:val="20"/>
                 <w:szCs w:val="20"/>
-                <w:lang w:val="en-US" w:eastAsia="ru-RU"/>
+                <w:lang w:eastAsia="ru-RU"/>
               </w:rPr>
               <w:t>,</w:t>
             </w:r>
@@ -33380,7 +33362,7 @@
                 <w:color w:val="000000"/>
                 <w:sz w:val="20"/>
                 <w:szCs w:val="20"/>
-                <w:lang w:val="en-US" w:eastAsia="ru-RU"/>
+                <w:lang w:eastAsia="ru-RU"/>
               </w:rPr>
               <w:t xml:space="preserve"> </w:t>
             </w:r>
@@ -33392,7 +33374,7 @@
                 <w:color w:val="000080"/>
                 <w:sz w:val="20"/>
                 <w:szCs w:val="20"/>
-                <w:lang w:val="en-US" w:eastAsia="ru-RU"/>
+                <w:lang w:eastAsia="ru-RU"/>
               </w:rPr>
               <w:t>{})</w:t>
             </w:r>
@@ -33402,7 +33384,7 @@
                 <w:color w:val="000000"/>
                 <w:sz w:val="20"/>
                 <w:szCs w:val="20"/>
-                <w:lang w:val="en-US" w:eastAsia="ru-RU"/>
+                <w:lang w:eastAsia="ru-RU"/>
               </w:rPr>
               <w:t xml:space="preserve"> </w:t>
             </w:r>
@@ -33412,7 +33394,7 @@
                 <w:color w:val="008000"/>
                 <w:sz w:val="20"/>
                 <w:szCs w:val="20"/>
-                <w:lang w:val="en-US" w:eastAsia="ru-RU"/>
+                <w:lang w:eastAsia="ru-RU"/>
               </w:rPr>
               <w:t>#</w:t>
             </w:r>
@@ -33432,7 +33414,7 @@
                 <w:color w:val="008000"/>
                 <w:sz w:val="20"/>
                 <w:szCs w:val="20"/>
-                <w:lang w:val="en-US" w:eastAsia="ru-RU"/>
+                <w:lang w:eastAsia="ru-RU"/>
               </w:rPr>
               <w:t xml:space="preserve"> </w:t>
             </w:r>
@@ -33452,7 +33434,7 @@
                 <w:color w:val="008000"/>
                 <w:sz w:val="20"/>
                 <w:szCs w:val="20"/>
-                <w:lang w:val="en-US" w:eastAsia="ru-RU"/>
+                <w:lang w:eastAsia="ru-RU"/>
               </w:rPr>
               <w:t xml:space="preserve"> </w:t>
             </w:r>
@@ -33472,7 +33454,7 @@
                 <w:color w:val="008000"/>
                 <w:sz w:val="20"/>
                 <w:szCs w:val="20"/>
-                <w:lang w:val="en-US" w:eastAsia="ru-RU"/>
+                <w:lang w:eastAsia="ru-RU"/>
               </w:rPr>
               <w:t xml:space="preserve"> </w:t>
             </w:r>
@@ -33492,7 +33474,7 @@
                 <w:color w:val="008000"/>
                 <w:sz w:val="20"/>
                 <w:szCs w:val="20"/>
-                <w:lang w:val="en-US" w:eastAsia="ru-RU"/>
+                <w:lang w:eastAsia="ru-RU"/>
               </w:rPr>
               <w:t xml:space="preserve"> </w:t>
             </w:r>
@@ -33512,7 +33494,7 @@
                 <w:color w:val="008000"/>
                 <w:sz w:val="20"/>
                 <w:szCs w:val="20"/>
-                <w:lang w:val="en-US" w:eastAsia="ru-RU"/>
+                <w:lang w:eastAsia="ru-RU"/>
               </w:rPr>
               <w:t xml:space="preserve"> </w:t>
             </w:r>
@@ -33532,7 +33514,7 @@
                 <w:color w:val="008000"/>
                 <w:sz w:val="20"/>
                 <w:szCs w:val="20"/>
-                <w:lang w:val="en-US" w:eastAsia="ru-RU"/>
+                <w:lang w:eastAsia="ru-RU"/>
               </w:rPr>
               <w:t xml:space="preserve">, </w:t>
             </w:r>
@@ -33552,7 +33534,7 @@
                 <w:color w:val="008000"/>
                 <w:sz w:val="20"/>
                 <w:szCs w:val="20"/>
-                <w:lang w:val="en-US" w:eastAsia="ru-RU"/>
+                <w:lang w:eastAsia="ru-RU"/>
               </w:rPr>
               <w:t xml:space="preserve"> </w:t>
             </w:r>
@@ -33572,7 +33554,7 @@
                 <w:color w:val="008000"/>
                 <w:sz w:val="20"/>
                 <w:szCs w:val="20"/>
-                <w:lang w:val="en-US" w:eastAsia="ru-RU"/>
+                <w:lang w:eastAsia="ru-RU"/>
               </w:rPr>
               <w:t xml:space="preserve"> </w:t>
             </w:r>
@@ -33592,7 +33574,7 @@
                 <w:color w:val="008000"/>
                 <w:sz w:val="20"/>
                 <w:szCs w:val="20"/>
-                <w:lang w:val="en-US" w:eastAsia="ru-RU"/>
+                <w:lang w:eastAsia="ru-RU"/>
               </w:rPr>
               <w:t xml:space="preserve"> - </w:t>
             </w:r>
@@ -33612,7 +33594,7 @@
                 <w:color w:val="008000"/>
                 <w:sz w:val="20"/>
                 <w:szCs w:val="20"/>
-                <w:lang w:val="en-US" w:eastAsia="ru-RU"/>
+                <w:lang w:eastAsia="ru-RU"/>
               </w:rPr>
               <w:t xml:space="preserve"> </w:t>
             </w:r>
@@ -33637,7 +33619,7 @@
                 <w:color w:val="000000"/>
                 <w:sz w:val="20"/>
                 <w:szCs w:val="20"/>
-                <w:lang w:val="en-US" w:eastAsia="ru-RU"/>
+                <w:lang w:eastAsia="ru-RU"/>
               </w:rPr>
             </w:pPr>
           </w:p>
@@ -33660,7 +33642,7 @@
                 <w:color w:val="000000"/>
                 <w:sz w:val="20"/>
                 <w:szCs w:val="20"/>
-                <w:lang w:val="en-US" w:eastAsia="ru-RU"/>
+                <w:lang w:eastAsia="ru-RU"/>
               </w:rPr>
               <w:t xml:space="preserve">        </w:t>
             </w:r>
